--- a/수행평가 내용양식_제출불필요.docx
+++ b/수행평가 내용양식_제출불필요.docx
@@ -30,6 +30,13 @@
           <w:sz w:val="26"/>
         </w:rPr>
         <w:t xml:space="preserve">  - 평가서식</w:t>
+      </w:r>
+      <w:r>
+        <w:rPr>
+          <w:rFonts w:ascii="휴먼명조" w:hint="eastAsia"/>
+          <w:sz w:val="26"/>
+        </w:rPr>
+        <w:t xml:space="preserve"> </w:t>
       </w:r>
     </w:p>
     <w:tbl>
@@ -278,6 +285,54 @@
                 <w:kern w:val="0"/>
                 <w:szCs w:val="20"/>
               </w:rPr>
+              <w:t>2026</w:t>
+            </w:r>
+            <w:r>
+              <w:rPr>
+                <w:rFonts w:ascii="휴먼고딕" w:eastAsia="휴먼고딕" w:hint="eastAsia"/>
+                <w:kern w:val="0"/>
+                <w:szCs w:val="20"/>
+              </w:rPr>
+              <w:t>-09</w:t>
+            </w:r>
+            <w:r>
+              <w:rPr>
+                <w:rFonts w:ascii="휴먼고딕" w:eastAsia="휴먼고딕" w:hint="eastAsia"/>
+                <w:kern w:val="0"/>
+                <w:szCs w:val="20"/>
+              </w:rPr>
+              <w:t>-</w:t>
+            </w:r>
+            <w:r>
+              <w:rPr>
+                <w:rFonts w:ascii="휴먼고딕" w:eastAsia="휴먼고딕" w:hint="eastAsia"/>
+                <w:kern w:val="0"/>
+                <w:szCs w:val="20"/>
+              </w:rPr>
+              <w:t>05</w:t>
+            </w:r>
+            <w:r>
+              <w:rPr>
+                <w:rFonts w:ascii="휴먼고딕" w:eastAsia="휴먼고딕" w:hint="eastAsia"/>
+                <w:kern w:val="0"/>
+                <w:szCs w:val="20"/>
+              </w:rPr>
+              <w:t xml:space="preserve"> </w:t>
+            </w:r>
+            <w:r>
+              <w:rPr>
+                <w:rFonts w:ascii="휴먼고딕" w:eastAsia="휴먼고딕" w:hint="eastAsia"/>
+                <w:kern w:val="0"/>
+                <w:szCs w:val="20"/>
+              </w:rPr>
+              <w:t xml:space="preserve">~ </w:t>
+            </w:r>
+            <w:r>
+              <w:rPr>
+                <w:rFonts w:ascii="휴먼고딕" w:eastAsia="휴먼고딕" w:hint="eastAsia"/>
+                <w:kern w:val="0"/>
+                <w:szCs w:val="20"/>
+              </w:rPr>
               <w:t>2026-0</w:t>
             </w:r>
             <w:r>
@@ -286,7 +341,7 @@
                 <w:kern w:val="0"/>
                 <w:szCs w:val="20"/>
               </w:rPr>
-              <w:t>4</w:t>
+              <w:t>9</w:t>
             </w:r>
             <w:r>
               <w:rPr>
@@ -302,7 +357,7 @@
                 <w:kern w:val="0"/>
                 <w:szCs w:val="20"/>
               </w:rPr>
-              <w:t>1</w:t>
+              <w:t>06</w:t>
             </w:r>
             <w:r>
               <w:rPr>
@@ -310,55 +365,7 @@
                 <w:kern w:val="0"/>
                 <w:szCs w:val="20"/>
               </w:rPr>
-              <w:t xml:space="preserve">1 </w:t>
-            </w:r>
-            <w:r>
-              <w:rPr>
-                <w:rFonts w:ascii="휴먼고딕" w:eastAsia="휴먼고딕" w:hint="eastAsia"/>
-                <w:kern w:val="0"/>
-                <w:szCs w:val="20"/>
-              </w:rPr>
-              <w:t xml:space="preserve">~ </w:t>
-            </w:r>
-            <w:r>
-              <w:rPr>
-                <w:rFonts w:ascii="휴먼고딕" w:eastAsia="휴먼고딕" w:hint="eastAsia"/>
-                <w:kern w:val="0"/>
-                <w:szCs w:val="20"/>
-              </w:rPr>
-              <w:t>2026-0</w:t>
-            </w:r>
-            <w:r>
-              <w:rPr>
-                <w:rFonts w:ascii="휴먼고딕" w:eastAsia="휴먼고딕" w:hint="eastAsia"/>
-                <w:kern w:val="0"/>
-                <w:szCs w:val="20"/>
-              </w:rPr>
-              <w:t>4</w:t>
-            </w:r>
-            <w:r>
-              <w:rPr>
-                <w:rFonts w:ascii="휴먼고딕" w:eastAsia="휴먼고딕" w:hint="eastAsia"/>
-                <w:kern w:val="0"/>
-                <w:szCs w:val="20"/>
-              </w:rPr>
-              <w:t>-</w:t>
-            </w:r>
-            <w:r>
-              <w:rPr>
-                <w:rFonts w:ascii="휴먼고딕" w:eastAsia="휴먼고딕" w:hint="eastAsia"/>
-                <w:kern w:val="0"/>
-                <w:szCs w:val="20"/>
-              </w:rPr>
-              <w:t>1</w:t>
-            </w:r>
-            <w:r>
-              <w:rPr>
-                <w:rFonts w:ascii="휴먼고딕" w:eastAsia="휴먼고딕" w:hint="eastAsia"/>
-                <w:kern w:val="0"/>
-                <w:szCs w:val="20"/>
-              </w:rPr>
-              <w:t xml:space="preserve">2 </w:t>
+              <w:t xml:space="preserve"> </w:t>
             </w:r>
             <w:r>
               <w:rPr>
@@ -607,7 +614,7 @@
               <w:pStyle w:val="a3"/>
               <w:jc w:val="center"/>
               <w:rPr>
-                <w:rFonts w:ascii="휴먼고딕" w:eastAsia="휴먼고딕" w:hint="eastAsia"/>
+                <w:rFonts w:ascii="휴먼고딕" w:eastAsia="휴먼고딕"/>
                 <w:kern w:val="0"/>
                 <w:szCs w:val="20"/>
               </w:rPr>
@@ -1121,7 +1128,7 @@
               </w:numPr>
               <w:spacing w:before="200"/>
               <w:rPr>
-                <w:rFonts w:ascii="휴먼고딕" w:eastAsia="휴먼고딕" w:hint="eastAsia"/>
+                <w:rFonts w:ascii="휴먼고딕" w:eastAsia="휴먼고딕"/>
                 <w:kern w:val="0"/>
                 <w:szCs w:val="20"/>
               </w:rPr>
@@ -2111,7 +2118,7 @@
               <w:jc w:val="center"/>
               <w:textAlignment w:val="baseline"/>
               <w:rPr>
-                <w:rFonts w:ascii="휴먼고딕" w:eastAsia="휴먼고딕" w:hAnsi="굴림" w:cs="굴림" w:hint="eastAsia"/>
+                <w:rFonts w:ascii="휴먼고딕" w:eastAsia="휴먼고딕" w:hAnsi="굴림" w:cs="굴림"/>
                 <w:color w:val="000000"/>
                 <w:kern w:val="0"/>
                 <w:szCs w:val="20"/>
@@ -3922,6 +3929,7 @@
   <w:style w:type="character" w:default="1" w:styleId="a0">
     <w:name w:val="Default Paragraph Font"/>
     <w:uiPriority w:val="1"/>
+    <w:semiHidden/>
     <w:unhideWhenUsed/>
   </w:style>
   <w:style w:type="table" w:default="1" w:styleId="a1">
